--- a/proline/2026-10-27_proline-posts_v1.docx
+++ b/proline/2026-10-27_proline-posts_v1.docx
@@ -401,7 +401,7 @@
       <w:r>
         <w:drawing>
           <wp:inline xmlns:a="http://schemas.openxmlformats.org/drawingml/2006/main" xmlns:pic="http://schemas.openxmlformats.org/drawingml/2006/picture">
-            <wp:extent cx="6120000" cy="2569041"/>
+            <wp:extent cx="6120000" cy="1834147"/>
             <wp:docPr id="1" name="Picture 1"/>
             <wp:cNvGraphicFramePr>
               <a:graphicFrameLocks noChangeAspect="1"/>
@@ -422,7 +422,7 @@
                   <pic:spPr>
                     <a:xfrm>
                       <a:off x="0" y="0"/>
-                      <a:ext cx="6120000" cy="2569041"/>
+                      <a:ext cx="6120000" cy="1834147"/>
                     </a:xfrm>
                     <a:prstGeom prst="rect"/>
                   </pic:spPr>
@@ -638,6 +638,7 @@
     </w:p>
     <w:p>
       <w:pPr>
+        <w:keepLines/>
         <w:spacing w:before="0" w:after="40" w:line="264" w:lineRule="auto"/>
       </w:pPr>
       <w:r>
@@ -720,7 +721,7 @@
       <w:r>
         <w:drawing>
           <wp:inline xmlns:a="http://schemas.openxmlformats.org/drawingml/2006/main" xmlns:pic="http://schemas.openxmlformats.org/drawingml/2006/picture">
-            <wp:extent cx="6120000" cy="2568214"/>
+            <wp:extent cx="6120000" cy="1956214"/>
             <wp:docPr id="2" name="Picture 2"/>
             <wp:cNvGraphicFramePr>
               <a:graphicFrameLocks noChangeAspect="1"/>
@@ -741,7 +742,7 @@
                   <pic:spPr>
                     <a:xfrm>
                       <a:off x="0" y="0"/>
-                      <a:ext cx="6120000" cy="2568214"/>
+                      <a:ext cx="6120000" cy="1956214"/>
                     </a:xfrm>
                     <a:prstGeom prst="rect"/>
                   </pic:spPr>
@@ -972,6 +973,7 @@
     </w:p>
     <w:p>
       <w:pPr>
+        <w:keepLines/>
         <w:spacing w:before="0" w:after="40" w:line="264" w:lineRule="auto"/>
       </w:pPr>
       <w:r>
@@ -992,7 +994,7 @@
           <w:color w:val="1A1A1A"/>
           <w:sz w:val="19"/>
         </w:rPr>
-        <w:t>photo du cariste au chariot élévateur (site, page d’accueil). Idéalement, un portrait d’un cariste de l’équipe, avec son accord.</w:t>
+        <w:t>photo du cariste au chariot élévateur (site, page d’accueil). Les caisses d’un client y sont lisibles : vérifier qu’il accepte d’apparaître, sinon flouter ou choisir une autre photo.</w:t>
       </w:r>
     </w:p>
     <w:p>
@@ -1054,7 +1056,7 @@
       <w:r>
         <w:drawing>
           <wp:inline xmlns:a="http://schemas.openxmlformats.org/drawingml/2006/main" xmlns:pic="http://schemas.openxmlformats.org/drawingml/2006/picture">
-            <wp:extent cx="6120000" cy="2569466"/>
+            <wp:extent cx="6120000" cy="1956947"/>
             <wp:docPr id="3" name="Picture 3"/>
             <wp:cNvGraphicFramePr>
               <a:graphicFrameLocks noChangeAspect="1"/>
@@ -1075,7 +1077,7 @@
                   <pic:spPr>
                     <a:xfrm>
                       <a:off x="0" y="0"/>
-                      <a:ext cx="6120000" cy="2569466"/>
+                      <a:ext cx="6120000" cy="1956947"/>
                     </a:xfrm>
                     <a:prstGeom prst="rect"/>
                   </pic:spPr>
@@ -1321,6 +1323,7 @@
     </w:p>
     <w:p>
       <w:pPr>
+        <w:keepLines/>
         <w:spacing w:before="0" w:after="40" w:line="264" w:lineRule="auto"/>
       </w:pPr>
       <w:r>
